--- a/src/briefloop/template_assets/meeting-minutes-zh-t4.docx
+++ b/src/briefloop/template_assets/meeting-minutes-zh-t4.docx
@@ -11,7 +11,7 @@
         <w:rPr>
           <w:rFonts w:ascii="Arial" w:hAnsi="Arial" w:eastAsia="黑体"/>
           <w:b/>
-          <w:color w:val="003087"/>
+          <w:color w:val="1E2320"/>
           <w:sz w:val="36"/>
         </w:rPr>
         <w:t>{{title}}</w:t>
@@ -253,7 +253,7 @@
         <w:rPr>
           <w:rFonts w:ascii="Arial" w:hAnsi="Arial" w:eastAsia="黑体"/>
           <w:b/>
-          <w:color w:val="003087"/>
+          <w:color w:val="1E2320"/>
           <w:sz w:val="30"/>
         </w:rPr>
         <w:t>会议议题</w:t>
@@ -267,7 +267,7 @@
         <w:rPr>
           <w:rFonts w:ascii="Arial" w:hAnsi="Arial" w:eastAsia="黑体"/>
           <w:b/>
-          <w:color w:val="003087"/>
+          <w:color w:val="1E2320"/>
           <w:sz w:val="30"/>
         </w:rPr>
         <w:t>决议事项</w:t>
@@ -281,7 +281,7 @@
         <w:rPr>
           <w:rFonts w:ascii="Arial" w:hAnsi="Arial" w:eastAsia="黑体"/>
           <w:b/>
-          <w:color w:val="003087"/>
+          <w:color w:val="1E2320"/>
           <w:sz w:val="30"/>
         </w:rPr>
         <w:t>待办事项</w:t>
@@ -295,7 +295,7 @@
         <w:rPr>
           <w:rFonts w:ascii="Arial" w:hAnsi="Arial" w:eastAsia="黑体"/>
           <w:b/>
-          <w:color w:val="003087"/>
+          <w:color w:val="1E2320"/>
           <w:sz w:val="30"/>
         </w:rPr>
         <w:t>其他事项</w:t>
@@ -870,10 +870,10 @@
       <w:spacing w:line="336" w:lineRule="auto"/>
     </w:pPr>
     <w:rPr>
-      <w:rFonts w:ascii="Arial" w:hAnsi="Arial" w:eastAsia="仿宋_GB2312"/>
+      <w:rFonts w:ascii="Arial" w:hAnsi="Arial" w:eastAsia="宋体"/>
       <w:b w:val="0"/>
       <w:color w:val="1E2320"/>
-      <w:sz w:val="28"/>
+      <w:sz w:val="24"/>
     </w:rPr>
   </w:style>
   <w:style w:type="paragraph" w:styleId="Header">
@@ -938,7 +938,7 @@
       <w:rFonts w:asciiTheme="majorHAnsi" w:eastAsiaTheme="majorEastAsia" w:hAnsiTheme="majorHAnsi" w:cstheme="majorBidi" w:ascii="Arial" w:hAnsi="Arial" w:eastAsia="黑体"/>
       <w:b/>
       <w:bCs/>
-      <w:color w:val="003087"/>
+      <w:color w:val="1E2320"/>
       <w:sz w:val="30"/>
       <w:szCs w:val="28"/>
     </w:rPr>
@@ -962,7 +962,7 @@
       <w:rFonts w:asciiTheme="majorHAnsi" w:eastAsiaTheme="majorEastAsia" w:hAnsiTheme="majorHAnsi" w:cstheme="majorBidi" w:ascii="Arial" w:hAnsi="Arial" w:eastAsia="黑体"/>
       <w:b/>
       <w:bCs/>
-      <w:color w:val="003087"/>
+      <w:color w:val="1E2320"/>
       <w:sz w:val="25"/>
       <w:szCs w:val="26"/>
     </w:rPr>
